--- a/app/templates/documents/ring_sheet.docx
+++ b/app/templates/documents/ring_sheet.docx
@@ -4833,7 +4833,17 @@
     </w:tbl>
     <w:p>
       <w:r>
+        <w:t xml:space="preserve">{%p if not loop.last %}</w:t>
+      </w:r>
+    </w:p>
+    <w:p>
+      <w:r>
         <w:br w:type="page"/>
+      </w:r>
+    </w:p>
+    <w:p>
+      <w:r>
+        <w:t xml:space="preserve">{%p endif %}</w:t>
       </w:r>
     </w:p>
     <w:p>
@@ -4854,11 +4864,6 @@
           <w:lang w:val="ru-RU"/>
         </w:rPr>
         <w:t>{%p endfor %}</w:t>
-      </w:r>
-    </w:p>
-    <w:p>
-      <w:r>
-        <w:br w:type="page"/>
       </w:r>
     </w:p>
     <w:p>
